--- a/ComicCraft_Project_Documentation.docx
+++ b/ComicCraft_Project_Documentation.docx
@@ -26553,7 +26553,7 @@
         <w:fldChar w:fldCharType="begin"/>
       </w:r>
       <w:r>
-        <w:instrText>HYPERLINK "https://drive.google.com/file/d/1Vgp7bjWOtR8eGUQdYQYegWc1Z56Xzlig/view?usp=drivesdk"</w:instrText>
+        <w:instrText>HYPERLINK "https://drive.google.com/file/d/1JU2JsKmHUZworPi4Qlxv7zvojVqCDJ3O/view?usp=drivesdk"</w:instrText>
       </w:r>
       <w:r>
         <w:rPr>
@@ -26569,7 +26569,7 @@
           <w:i/>
           <w:iCs/>
         </w:rPr>
-        <w:t>https://drive.google.com/file/d/1Vgp7bjWOtR8eGUQdYQYegWc1Z56Xzlig/view?usp=drivesdk</w:t>
+        <w:t>https://drive.google.com/file/d/1JU2JsKmHUZworPi4Qlxv7zvojVqCDJ3O/view?usp=drivesdk</w:t>
       </w:r>
       <w:r>
         <w:rPr>
